--- a/docs/Tech docs/05_Test_Cases.docx
+++ b/docs/Tech docs/05_Test_Cases.docx
@@ -25,7 +25,7 @@
           <w:color w:val="707070"/>
           <w:sz w:val="22"/>
         </w:rPr>
-        <w:t>Deliverable 05 — Test Cases  ·  v0.3.0  ·  2026-05-16  ·  Glimmora — sanjay@glimmora.ai</w:t>
+        <w:t>Deliverable 05 — Test Cases  ·  v0.5.0  ·  2026-05-17  ·  Glimmora — sanjay@glimmora.ai</w:t>
       </w:r>
     </w:p>
     <w:p>
@@ -49,7 +49,7 @@
         <w:rPr>
           <w:sz w:val="22"/>
         </w:rPr>
-        <w:t>Test pack for Glimmora ONE v0.3.0. Run against http://127.0.0.1:3000 (web) + http://127.0.0.1:8000 (api). Reset state by deleting backend/dev.db and restarting the API (re-seeds demo content + superadmin: superadmin / ChangeMe!2026).</w:t>
+        <w:t>Test pack for Glimmora ONE v0.5.0. Run against http://127.0.0.1:3000 (web) + http://127.0.0.1:8000 (api). Bootstrap superadmin: superadmin / 1 (from .env). Real Postgres in dev; lifespan auto-creates tables on first boot.</w:t>
       </w:r>
     </w:p>
     <w:p>
@@ -62,7 +62,7 @@
           <w:color w:val="AD6B2D"/>
           <w:sz w:val="28"/>
         </w:rPr>
-        <w:t>1.  Authentication &amp; account</w:t>
+        <w:t>1.  Auth + account</w:t>
       </w:r>
     </w:p>
     <w:p>
@@ -75,7 +75,7 @@
           <w:color w:val="443C3C"/>
           <w:sz w:val="24"/>
         </w:rPr>
-        <w:t>TC-001  ·  Sign up with username + password</w:t>
+        <w:t>TC-001  ·  Sign up with confirm-password gate</w:t>
       </w:r>
     </w:p>
     <w:p>
@@ -108,7 +108,7 @@
         <w:rPr>
           <w:sz w:val="22"/>
         </w:rPr>
-        <w:t>Fill name=Ren, username=ren_test, password=hello1. Leave email blank.</w:t>
+        <w:t>Fill: name=Ren, username=ren_test, email=blank, password=hello1, confirmPassword=hello2.</w:t>
       </w:r>
     </w:p>
     <w:p>
@@ -119,7 +119,29 @@
         <w:rPr>
           <w:sz w:val="22"/>
         </w:rPr>
-        <w:t>Click Create account.</w:t>
+        <w:t>Observe the 'Create account' button.</w:t>
+      </w:r>
+    </w:p>
+    <w:p>
+      <w:pPr>
+        <w:pStyle w:val="ListNumber"/>
+      </w:pPr>
+      <w:r>
+        <w:rPr>
+          <w:sz w:val="22"/>
+        </w:rPr>
+        <w:t>Fix confirmPassword to hello1.</w:t>
+      </w:r>
+    </w:p>
+    <w:p>
+      <w:pPr>
+        <w:pStyle w:val="ListNumber"/>
+      </w:pPr>
+      <w:r>
+        <w:rPr>
+          <w:sz w:val="22"/>
+        </w:rPr>
+        <w:t>Click 'Create account'.</w:t>
       </w:r>
     </w:p>
     <w:p>
@@ -134,7 +156,7 @@
         <w:rPr>
           <w:sz w:val="22"/>
         </w:rPr>
-        <w:t>Land directly on /onboarding. Sidebar shows 'Ren · Member · free'. No flash of /dashboard.</w:t>
+        <w:t>While the two passwords mismatch, the button is disabled and an inline 'Doesn't match…' error shows under the confirm field. When matched, button enables. Submit lands DIRECTLY on /onboarding (single redirect, no flash).</w:t>
       </w:r>
     </w:p>
     <w:p>
@@ -147,7 +169,7 @@
           <w:color w:val="443C3C"/>
           <w:sz w:val="24"/>
         </w:rPr>
-        <w:t>TC-002  ·  Sign in with username</w:t>
+        <w:t>TC-002  ·  Password visibility toggle</w:t>
       </w:r>
     </w:p>
     <w:p>
@@ -158,7 +180,7 @@
         <w:rPr>
           <w:sz w:val="22"/>
         </w:rPr>
-        <w:t>Role: Anonymous    ·    Pre-conditions: User ren_test exists.</w:t>
+        <w:t>Role: Anonymous    ·    Pre-conditions: On /signup or /login.</w:t>
       </w:r>
     </w:p>
     <w:p>
@@ -169,18 +191,7 @@
         <w:rPr>
           <w:sz w:val="22"/>
         </w:rPr>
-        <w:t>Open /login.</w:t>
-      </w:r>
-    </w:p>
-    <w:p>
-      <w:pPr>
-        <w:pStyle w:val="ListNumber"/>
-      </w:pPr>
-      <w:r>
-        <w:rPr>
-          <w:sz w:val="22"/>
-        </w:rPr>
-        <w:t>Username=ren_test, password=hello1, Sign in.</w:t>
+        <w:t>Click the eye icon at the right edge of any password field.</w:t>
       </w:r>
     </w:p>
     <w:p>
@@ -195,7 +206,7 @@
         <w:rPr>
           <w:sz w:val="22"/>
         </w:rPr>
-        <w:t>Land on /dashboard. glimmora_session cookie set, httpOnly.</w:t>
+        <w:t>Field text becomes visible; icon flips to EyeOff. Click again to hide. Works on /login, /signup, /apply, and the admin Create-moderator popup.</w:t>
       </w:r>
     </w:p>
     <w:p>
@@ -208,7 +219,7 @@
           <w:color w:val="443C3C"/>
           <w:sz w:val="24"/>
         </w:rPr>
-        <w:t>TC-003  ·  Forgot password issues a token</w:t>
+        <w:t>TC-003  ·  Login routes to the right place per role</w:t>
       </w:r>
     </w:p>
     <w:p>
@@ -219,7 +230,7 @@
         <w:rPr>
           <w:sz w:val="22"/>
         </w:rPr>
-        <w:t>Role: Anonymous    ·    Pre-conditions: User ren_test exists with email ren@example.com.</w:t>
+        <w:t>Role: Anonymous    ·    Pre-conditions: Three accounts exist: customer, moderator, superadmin.</w:t>
       </w:r>
     </w:p>
     <w:p>
@@ -230,7 +241,7 @@
         <w:rPr>
           <w:sz w:val="22"/>
         </w:rPr>
-        <w:t>Open /login → Forgot password?</w:t>
+        <w:t>Sign in as superadmin/1.</w:t>
       </w:r>
     </w:p>
     <w:p>
@@ -241,7 +252,18 @@
         <w:rPr>
           <w:sz w:val="22"/>
         </w:rPr>
-        <w:t>Enter ren@example.com → Send reset link.</w:t>
+        <w:t>Sign out, sign in as a moderator.</w:t>
+      </w:r>
+    </w:p>
+    <w:p>
+      <w:pPr>
+        <w:pStyle w:val="ListNumber"/>
+      </w:pPr>
+      <w:r>
+        <w:rPr>
+          <w:sz w:val="22"/>
+        </w:rPr>
+        <w:t>Sign out, sign in as a customer.</w:t>
       </w:r>
     </w:p>
     <w:p>
@@ -256,7 +278,20 @@
         <w:rPr>
           <w:sz w:val="22"/>
         </w:rPr>
-        <w:t>Page shows confirmation. In dev (no SMTP), a yellow box exposes the reset token + Continue link.</w:t>
+        <w:t>Each lands DIRECTLY on the correct page: superadmin → /admin/customers, moderator → /moderate/applications, customer → /dashboard (or /onboarding if not onboarded). No double-redirect blank flash.</w:t>
+      </w:r>
+    </w:p>
+    <w:p>
+      <w:pPr>
+        <w:spacing w:before="200" w:after="40"/>
+      </w:pPr>
+      <w:r>
+        <w:rPr>
+          <w:b/>
+          <w:color w:val="AD6B2D"/>
+          <w:sz w:val="28"/>
+        </w:rPr>
+        <w:t>2.  Onboarding</w:t>
       </w:r>
     </w:p>
     <w:p>
@@ -269,7 +304,7 @@
           <w:color w:val="443C3C"/>
           <w:sz w:val="24"/>
         </w:rPr>
-        <w:t>TC-004  ·  Reset password flow</w:t>
+        <w:t>TC-004  ·  Four-step onboarding lands on dashboard</w:t>
       </w:r>
     </w:p>
     <w:p>
@@ -280,364 +315,7 @@
         <w:rPr>
           <w:sz w:val="22"/>
         </w:rPr>
-        <w:t>Role: Anonymous    ·    Pre-conditions: Token from TC-003.</w:t>
-      </w:r>
-    </w:p>
-    <w:p>
-      <w:pPr>
-        <w:pStyle w:val="ListNumber"/>
-      </w:pPr>
-      <w:r>
-        <w:rPr>
-          <w:sz w:val="22"/>
-        </w:rPr>
-        <w:t>Open /reset-password (or click the dev-mode link).</w:t>
-      </w:r>
-    </w:p>
-    <w:p>
-      <w:pPr>
-        <w:pStyle w:val="ListNumber"/>
-      </w:pPr>
-      <w:r>
-        <w:rPr>
-          <w:sz w:val="22"/>
-        </w:rPr>
-        <w:t>Token pre-filled. Enter new password=hello2 → Set new password.</w:t>
-      </w:r>
-    </w:p>
-    <w:p>
-      <w:r>
-        <w:rPr>
-          <w:b/>
-          <w:sz w:val="22"/>
-        </w:rPr>
-        <w:t xml:space="preserve">Expected: </w:t>
-      </w:r>
-      <w:r>
-        <w:rPr>
-          <w:sz w:val="22"/>
-        </w:rPr>
-        <w:t>After ~1.5s, redirect to /login. Old password fails (401); new password succeeds.</w:t>
-      </w:r>
-    </w:p>
-    <w:p>
-      <w:pPr>
-        <w:spacing w:before="120" w:after="40"/>
-      </w:pPr>
-      <w:r>
-        <w:rPr>
-          <w:b/>
-          <w:color w:val="443C3C"/>
-          <w:sz w:val="24"/>
-        </w:rPr>
-        <w:t>TC-005  ·  Change password while signed in</w:t>
-      </w:r>
-    </w:p>
-    <w:p>
-      <w:pPr>
-        <w:spacing w:after="80"/>
-      </w:pPr>
-      <w:r>
-        <w:rPr>
-          <w:sz w:val="22"/>
-        </w:rPr>
-        <w:t>Role: Member    ·    Pre-conditions: Signed in as ren_test.</w:t>
-      </w:r>
-    </w:p>
-    <w:p>
-      <w:pPr>
-        <w:pStyle w:val="ListNumber"/>
-      </w:pPr>
-      <w:r>
-        <w:rPr>
-          <w:sz w:val="22"/>
-        </w:rPr>
-        <w:t>Open /profile → Security &amp; data → Change password.</w:t>
-      </w:r>
-    </w:p>
-    <w:p>
-      <w:pPr>
-        <w:pStyle w:val="ListNumber"/>
-      </w:pPr>
-      <w:r>
-        <w:rPr>
-          <w:sz w:val="22"/>
-        </w:rPr>
-        <w:t>Current=hello2, New=hello3 → Update password.</w:t>
-      </w:r>
-    </w:p>
-    <w:p>
-      <w:r>
-        <w:rPr>
-          <w:b/>
-          <w:sz w:val="22"/>
-        </w:rPr>
-        <w:t xml:space="preserve">Expected: </w:t>
-      </w:r>
-      <w:r>
-        <w:rPr>
-          <w:sz w:val="22"/>
-        </w:rPr>
-        <w:t>'Password updated.' inline. Sign out, sign in with hello3 → success.</w:t>
-      </w:r>
-    </w:p>
-    <w:p>
-      <w:pPr>
-        <w:spacing w:before="120" w:after="40"/>
-      </w:pPr>
-      <w:r>
-        <w:rPr>
-          <w:b/>
-          <w:color w:val="443C3C"/>
-          <w:sz w:val="24"/>
-        </w:rPr>
-        <w:t>TC-006  ·  Export my data</w:t>
-      </w:r>
-    </w:p>
-    <w:p>
-      <w:pPr>
-        <w:spacing w:after="80"/>
-      </w:pPr>
-      <w:r>
-        <w:rPr>
-          <w:sz w:val="22"/>
-        </w:rPr>
-        <w:t>Role: Member    ·    Pre-conditions: Signed in.</w:t>
-      </w:r>
-    </w:p>
-    <w:p>
-      <w:pPr>
-        <w:pStyle w:val="ListNumber"/>
-      </w:pPr>
-      <w:r>
-        <w:rPr>
-          <w:sz w:val="22"/>
-        </w:rPr>
-        <w:t>Profile → Security &amp; data → Download my data.</w:t>
-      </w:r>
-    </w:p>
-    <w:p>
-      <w:r>
-        <w:rPr>
-          <w:b/>
-          <w:sz w:val="22"/>
-        </w:rPr>
-        <w:t xml:space="preserve">Expected: </w:t>
-      </w:r>
-      <w:r>
-        <w:rPr>
-          <w:sz w:val="22"/>
-        </w:rPr>
-        <w:t>A glimmora-&lt;username&gt;-export.json downloads with keys: user, reflections, conversations, watchProgress, posts, exportedAt.</w:t>
-      </w:r>
-    </w:p>
-    <w:p>
-      <w:pPr>
-        <w:spacing w:before="120" w:after="40"/>
-      </w:pPr>
-      <w:r>
-        <w:rPr>
-          <w:b/>
-          <w:color w:val="443C3C"/>
-          <w:sz w:val="24"/>
-        </w:rPr>
-        <w:t>TC-007  ·  Delete account requires username confirm</w:t>
-      </w:r>
-    </w:p>
-    <w:p>
-      <w:pPr>
-        <w:spacing w:after="80"/>
-      </w:pPr>
-      <w:r>
-        <w:rPr>
-          <w:sz w:val="22"/>
-        </w:rPr>
-        <w:t>Role: Member (not superadmin)    ·    Pre-conditions: Signed in.</w:t>
-      </w:r>
-    </w:p>
-    <w:p>
-      <w:pPr>
-        <w:pStyle w:val="ListNumber"/>
-      </w:pPr>
-      <w:r>
-        <w:rPr>
-          <w:sz w:val="22"/>
-        </w:rPr>
-        <w:t>Profile → Security &amp; data → Delete account.</w:t>
-      </w:r>
-    </w:p>
-    <w:p>
-      <w:pPr>
-        <w:pStyle w:val="ListNumber"/>
-      </w:pPr>
-      <w:r>
-        <w:rPr>
-          <w:sz w:val="22"/>
-        </w:rPr>
-        <w:t>Type wrong username → Permanently delete.</w:t>
-      </w:r>
-    </w:p>
-    <w:p>
-      <w:r>
-        <w:rPr>
-          <w:b/>
-          <w:sz w:val="22"/>
-        </w:rPr>
-        <w:t xml:space="preserve">Expected: </w:t>
-      </w:r>
-      <w:r>
-        <w:rPr>
-          <w:sz w:val="22"/>
-        </w:rPr>
-        <w:t>Backend returns 400 'username confirmation does not match'. Account still exists.</w:t>
-      </w:r>
-    </w:p>
-    <w:p>
-      <w:pPr>
-        <w:spacing w:before="120" w:after="40"/>
-      </w:pPr>
-      <w:r>
-        <w:rPr>
-          <w:b/>
-          <w:color w:val="443C3C"/>
-          <w:sz w:val="24"/>
-        </w:rPr>
-        <w:t>TC-008  ·  Delete account succeeds</w:t>
-      </w:r>
-    </w:p>
-    <w:p>
-      <w:pPr>
-        <w:spacing w:after="80"/>
-      </w:pPr>
-      <w:r>
-        <w:rPr>
-          <w:sz w:val="22"/>
-        </w:rPr>
-        <w:t>Role: Member    ·    Pre-conditions: Signed in.</w:t>
-      </w:r>
-    </w:p>
-    <w:p>
-      <w:pPr>
-        <w:pStyle w:val="ListNumber"/>
-      </w:pPr>
-      <w:r>
-        <w:rPr>
-          <w:sz w:val="22"/>
-        </w:rPr>
-        <w:t>Profile → Security &amp; data → Delete account.</w:t>
-      </w:r>
-    </w:p>
-    <w:p>
-      <w:pPr>
-        <w:pStyle w:val="ListNumber"/>
-      </w:pPr>
-      <w:r>
-        <w:rPr>
-          <w:sz w:val="22"/>
-        </w:rPr>
-        <w:t>Type correct username → Permanently delete.</w:t>
-      </w:r>
-    </w:p>
-    <w:p>
-      <w:r>
-        <w:rPr>
-          <w:b/>
-          <w:sz w:val="22"/>
-        </w:rPr>
-        <w:t xml:space="preserve">Expected: </w:t>
-      </w:r>
-      <w:r>
-        <w:rPr>
-          <w:sz w:val="22"/>
-        </w:rPr>
-        <w:t>Account removed; signed out; redirected to /. Re-login with same credentials → 401.</w:t>
-      </w:r>
-    </w:p>
-    <w:p>
-      <w:pPr>
-        <w:spacing w:before="120" w:after="40"/>
-      </w:pPr>
-      <w:r>
-        <w:rPr>
-          <w:b/>
-          <w:color w:val="443C3C"/>
-          <w:sz w:val="24"/>
-        </w:rPr>
-        <w:t>TC-009  ·  Superadmin cannot self-delete</w:t>
-      </w:r>
-    </w:p>
-    <w:p>
-      <w:pPr>
-        <w:spacing w:after="80"/>
-      </w:pPr>
-      <w:r>
-        <w:rPr>
-          <w:sz w:val="22"/>
-        </w:rPr>
-        <w:t>Role: Superadmin    ·    Pre-conditions: Signed in as superadmin.</w:t>
-      </w:r>
-    </w:p>
-    <w:p>
-      <w:pPr>
-        <w:pStyle w:val="ListNumber"/>
-      </w:pPr>
-      <w:r>
-        <w:rPr>
-          <w:sz w:val="22"/>
-        </w:rPr>
-        <w:t>Same flow as TC-008 with username=superadmin.</w:t>
-      </w:r>
-    </w:p>
-    <w:p>
-      <w:r>
-        <w:rPr>
-          <w:b/>
-          <w:sz w:val="22"/>
-        </w:rPr>
-        <w:t xml:space="preserve">Expected: </w:t>
-      </w:r>
-      <w:r>
-        <w:rPr>
-          <w:sz w:val="22"/>
-        </w:rPr>
-        <w:t>API returns 400 'superadmin cannot self-delete'.</w:t>
-      </w:r>
-    </w:p>
-    <w:p>
-      <w:pPr>
-        <w:spacing w:before="200" w:after="40"/>
-      </w:pPr>
-      <w:r>
-        <w:rPr>
-          <w:b/>
-          <w:color w:val="AD6B2D"/>
-          <w:sz w:val="28"/>
-        </w:rPr>
-        <w:t>2.  Onboarding &amp; dashboard</w:t>
-      </w:r>
-    </w:p>
-    <w:p>
-      <w:pPr>
-        <w:spacing w:before="120" w:after="40"/>
-      </w:pPr>
-      <w:r>
-        <w:rPr>
-          <w:b/>
-          <w:color w:val="443C3C"/>
-          <w:sz w:val="24"/>
-        </w:rPr>
-        <w:t>TC-010  ·  Four-step onboarding lands on dashboard</w:t>
-      </w:r>
-    </w:p>
-    <w:p>
-      <w:pPr>
-        <w:spacing w:after="80"/>
-      </w:pPr>
-      <w:r>
-        <w:rPr>
-          <w:sz w:val="22"/>
-        </w:rPr>
-        <w:t>Role: Member (just signed up)    ·    Pre-conditions: On /onboarding.</w:t>
+        <w:t>Role: Customer (just signed up)    ·    Pre-conditions: On /onboarding.</w:t>
       </w:r>
     </w:p>
     <w:p>
@@ -696,7 +374,7 @@
         <w:rPr>
           <w:sz w:val="22"/>
         </w:rPr>
-        <w:t>Land on /dashboard. preferences.onboarded=true; preferences.intention saved; companion has 'A first hello' conversation.</w:t>
+        <w:t>Land on /dashboard. preferences.onboarded=true; intention saved. Companion has 'A first hello' conversation seeded.</w:t>
       </w:r>
     </w:p>
     <w:p>
@@ -709,7 +387,7 @@
           <w:color w:val="443C3C"/>
           <w:sz w:val="24"/>
         </w:rPr>
-        <w:t>TC-011  ·  Skip onboarding still marks user onboarded</w:t>
+        <w:t>TC-005  ·  Skip works</w:t>
       </w:r>
     </w:p>
     <w:p>
@@ -720,7 +398,7 @@
         <w:rPr>
           <w:sz w:val="22"/>
         </w:rPr>
-        <w:t>Role: Member (just signed up)    ·    Pre-conditions: On /onboarding.</w:t>
+        <w:t>Role: Customer (just signed up)    ·    Pre-conditions: On /onboarding.</w:t>
       </w:r>
     </w:p>
     <w:p>
@@ -731,7 +409,7 @@
         <w:rPr>
           <w:sz w:val="22"/>
         </w:rPr>
-        <w:t>Click Skip for now.</w:t>
+        <w:t>Click 'Skip for now →' (top right, sits below the floating utility cluster).</w:t>
       </w:r>
     </w:p>
     <w:p>
@@ -746,7 +424,20 @@
         <w:rPr>
           <w:sz w:val="22"/>
         </w:rPr>
-        <w:t>Land on /dashboard. preferences.onboarded=true with no intention/focus.</w:t>
+        <w:t>Lands on /dashboard. preferences.onboarded=true with no intention/focus.</w:t>
+      </w:r>
+    </w:p>
+    <w:p>
+      <w:pPr>
+        <w:spacing w:before="200" w:after="40"/>
+      </w:pPr>
+      <w:r>
+        <w:rPr>
+          <w:b/>
+          <w:color w:val="AD6B2D"/>
+          <w:sz w:val="28"/>
+        </w:rPr>
+        <w:t>3.  Daily ritual + Companion</w:t>
       </w:r>
     </w:p>
     <w:p>
@@ -759,7 +450,7 @@
           <w:color w:val="443C3C"/>
           <w:sz w:val="24"/>
         </w:rPr>
-        <w:t>TC-012  ·  Daily ritual ticks Step 1 after companion message</w:t>
+        <w:t>TC-006  ·  Three small steps tick as you complete them</w:t>
       </w:r>
     </w:p>
     <w:p>
@@ -770,7 +461,7 @@
         <w:rPr>
           <w:sz w:val="22"/>
         </w:rPr>
-        <w:t>Role: Member    ·    Pre-conditions: Signed in, no messages today.</w:t>
+        <w:t>Role: Customer    ·    Pre-conditions: Signed in.</w:t>
       </w:r>
     </w:p>
     <w:p>
@@ -781,7 +472,7 @@
         <w:rPr>
           <w:sz w:val="22"/>
         </w:rPr>
-        <w:t>Open /companion → send any message.</w:t>
+        <w:t>Open /companion → send any message → return to /dashboard.</w:t>
       </w:r>
     </w:p>
     <w:p>
@@ -792,7 +483,18 @@
         <w:rPr>
           <w:sz w:val="22"/>
         </w:rPr>
-        <w:t>Return to /dashboard.</w:t>
+        <w:t>Open /watch → play any episode 60+s → return to /dashboard.</w:t>
+      </w:r>
+    </w:p>
+    <w:p>
+      <w:pPr>
+        <w:pStyle w:val="ListNumber"/>
+      </w:pPr>
+      <w:r>
+        <w:rPr>
+          <w:sz w:val="22"/>
+        </w:rPr>
+        <w:t>Open /reflect/new → save any entry → return to /dashboard.</w:t>
       </w:r>
     </w:p>
     <w:p>
@@ -807,7 +509,7 @@
         <w:rPr>
           <w:sz w:val="22"/>
         </w:rPr>
-        <w:t>Step 1 — Arrive shows complete (gold check).</w:t>
+        <w:t>Steps tick in order: Arrive ✓, Notice ✓, Reflect ✓. Streak +1 when all three done.</w:t>
       </w:r>
     </w:p>
     <w:p>
@@ -820,7 +522,7 @@
           <w:color w:val="443C3C"/>
           <w:sz w:val="24"/>
         </w:rPr>
-        <w:t>TC-013  ·  Daily ritual ticks Step 3 after a reflection</w:t>
+        <w:t>TC-007  ·  Companion replies via real OpenAI</w:t>
       </w:r>
     </w:p>
     <w:p>
@@ -831,7 +533,7 @@
         <w:rPr>
           <w:sz w:val="22"/>
         </w:rPr>
-        <w:t>Role: Member    ·    Pre-conditions: Signed in.</w:t>
+        <w:t>Role: Customer    ·    Pre-conditions: OPENAI_API_KEY set.</w:t>
       </w:r>
     </w:p>
     <w:p>
@@ -842,18 +544,7 @@
         <w:rPr>
           <w:sz w:val="22"/>
         </w:rPr>
-        <w:t>Open /reflect/new → write any sentence → Save.</w:t>
-      </w:r>
-    </w:p>
-    <w:p>
-      <w:pPr>
-        <w:pStyle w:val="ListNumber"/>
-      </w:pPr>
-      <w:r>
-        <w:rPr>
-          <w:sz w:val="22"/>
-        </w:rPr>
-        <w:t>Return to /dashboard.</w:t>
+        <w:t>Open /companion → type 'I feel restless tonight' → Enter.</w:t>
       </w:r>
     </w:p>
     <w:p>
@@ -868,20 +559,7 @@
         <w:rPr>
           <w:sz w:val="22"/>
         </w:rPr>
-        <w:t>Step 3 — Reflect shows complete; streak +1 if all three done.</w:t>
-      </w:r>
-    </w:p>
-    <w:p>
-      <w:pPr>
-        <w:spacing w:before="200" w:after="40"/>
-      </w:pPr>
-      <w:r>
-        <w:rPr>
-          <w:b/>
-          <w:color w:val="AD6B2D"/>
-          <w:sz w:val="28"/>
-        </w:rPr>
-        <w:t>3.  Companion</w:t>
+        <w:t>Within ~2s an assistant message appears, with emotion chip ('anxious' typically) and a 'question to sit with' card. Falls back to deterministic responder if key missing.</w:t>
       </w:r>
     </w:p>
     <w:p>
@@ -894,7 +572,7 @@
           <w:color w:val="443C3C"/>
           <w:sz w:val="24"/>
         </w:rPr>
-        <w:t>TC-014  ·  Companion replies and offers a reflection prompt</w:t>
+        <w:t>TC-008  ·  Crisis safety card surfaces</w:t>
       </w:r>
     </w:p>
     <w:p>
@@ -905,7 +583,7 @@
         <w:rPr>
           <w:sz w:val="22"/>
         </w:rPr>
-        <w:t>Role: Member    ·    Pre-conditions: Signed in.</w:t>
+        <w:t>Role: Customer    ·    Pre-conditions: Signed in.</w:t>
       </w:r>
     </w:p>
     <w:p>
@@ -916,7 +594,7 @@
         <w:rPr>
           <w:sz w:val="22"/>
         </w:rPr>
-        <w:t>Open /companion → click any starter or type a message → Enter.</w:t>
+        <w:t>Type 'I want to die tonight' → Enter.</w:t>
       </w:r>
     </w:p>
     <w:p>
@@ -931,7 +609,20 @@
         <w:rPr>
           <w:sz w:val="22"/>
         </w:rPr>
-        <w:t>Within ~2s assistant message appears, with optional emotion chip and a 'question to sit with' card.</w:t>
+        <w:t>Rose-bordered safety card appears with India/US-Canada/UK/global helplines. Companion still replies kindly.</w:t>
+      </w:r>
+    </w:p>
+    <w:p>
+      <w:pPr>
+        <w:spacing w:before="200" w:after="40"/>
+      </w:pPr>
+      <w:r>
+        <w:rPr>
+          <w:b/>
+          <w:color w:val="AD6B2D"/>
+          <w:sz w:val="28"/>
+        </w:rPr>
+        <w:t>4.  Stories</w:t>
       </w:r>
     </w:p>
     <w:p>
@@ -944,7 +635,7 @@
           <w:color w:val="443C3C"/>
           <w:sz w:val="24"/>
         </w:rPr>
-        <w:t>TC-015  ·  Crisis safety card surfaces</w:t>
+        <w:t>TC-009  ·  Watch episode → progress saves → resume</w:t>
       </w:r>
     </w:p>
     <w:p>
@@ -955,7 +646,7 @@
         <w:rPr>
           <w:sz w:val="22"/>
         </w:rPr>
-        <w:t>Role: Member    ·    Pre-conditions: Signed in.</w:t>
+        <w:t>Role: Customer    ·    Pre-conditions: Signed in.</w:t>
       </w:r>
     </w:p>
     <w:p>
@@ -966,7 +657,7 @@
         <w:rPr>
           <w:sz w:val="22"/>
         </w:rPr>
-        <w:t>Type: 'I want to die tonight' → Enter.</w:t>
+        <w:t>Open any free episode → play 30+ seconds → leave → return to /watch.</w:t>
       </w:r>
     </w:p>
     <w:p>
@@ -981,7 +672,20 @@
         <w:rPr>
           <w:sz w:val="22"/>
         </w:rPr>
-        <w:t>Rose-bordered safety card appears with India / US-Canada / UK-ROI / findahelpline.com lines. Companion still replies kindly.</w:t>
+        <w:t>Continue-watching row appears at top with the episode + gold progress bar + % watched. Click resumes near saved position.</w:t>
+      </w:r>
+    </w:p>
+    <w:p>
+      <w:pPr>
+        <w:spacing w:before="200" w:after="40"/>
+      </w:pPr>
+      <w:r>
+        <w:rPr>
+          <w:b/>
+          <w:color w:val="AD6B2D"/>
+          <w:sz w:val="28"/>
+        </w:rPr>
+        <w:t>5.  Reflection + digital twin</w:t>
       </w:r>
     </w:p>
     <w:p>
@@ -994,7 +698,7 @@
           <w:color w:val="443C3C"/>
           <w:sz w:val="24"/>
         </w:rPr>
-        <w:t>TC-016  ·  Conversation drawer search by message body</w:t>
+        <w:t>TC-010  ·  Create reflection with AI noticing</w:t>
       </w:r>
     </w:p>
     <w:p>
@@ -1005,7 +709,7 @@
         <w:rPr>
           <w:sz w:val="22"/>
         </w:rPr>
-        <w:t>Role: Member    ·    Pre-conditions: ≥2 conversations exist.</w:t>
+        <w:t>Role: Customer    ·    Pre-conditions: OPENAI_API_KEY set.</w:t>
       </w:r>
     </w:p>
     <w:p>
@@ -1016,7 +720,7 @@
         <w:rPr>
           <w:sz w:val="22"/>
         </w:rPr>
-        <w:t>Open /companion → type a word that only one conversation contains in the drawer search.</w:t>
+        <w:t>/reflect/new → write a sentence → pick mood hopeful → intensity 6 → Save.</w:t>
       </w:r>
     </w:p>
     <w:p>
@@ -1031,7 +735,20 @@
         <w:rPr>
           <w:sz w:val="22"/>
         </w:rPr>
-        <w:t>Drawer list narrows to 1 row matching that conversation by message text.</w:t>
+        <w:t>Lands on /reflect. Reflections: 1, Day streak: 1, Most-present: hopeful. A ✦ AI-noticing line appears under the entry.</w:t>
+      </w:r>
+    </w:p>
+    <w:p>
+      <w:pPr>
+        <w:spacing w:before="200" w:after="40"/>
+      </w:pPr>
+      <w:r>
+        <w:rPr>
+          <w:b/>
+          <w:color w:val="AD6B2D"/>
+          <w:sz w:val="28"/>
+        </w:rPr>
+        <w:t>6.  Public creator application + under-review gate</w:t>
       </w:r>
     </w:p>
     <w:p>
@@ -1044,7 +761,7 @@
           <w:color w:val="443C3C"/>
           <w:sz w:val="24"/>
         </w:rPr>
-        <w:t>TC-017  ·  Resume a prior conversation</w:t>
+        <w:t>TC-011  ·  Anonymous /apply creates account + application</w:t>
       </w:r>
     </w:p>
     <w:p>
@@ -1055,7 +772,7 @@
         <w:rPr>
           <w:sz w:val="22"/>
         </w:rPr>
-        <w:t>Role: Member    ·    Pre-conditions: Prior conversations exist.</w:t>
+        <w:t>Role: Anonymous    ·    Pre-conditions: Logged out.</w:t>
       </w:r>
     </w:p>
     <w:p>
@@ -1066,7 +783,29 @@
         <w:rPr>
           <w:sz w:val="22"/>
         </w:rPr>
-        <w:t>Click any row in the drawer.</w:t>
+        <w:t>Open /apply via header / footer / sidebar 'Apply' link.</w:t>
+      </w:r>
+    </w:p>
+    <w:p>
+      <w:pPr>
+        <w:pStyle w:val="ListNumber"/>
+      </w:pPr>
+      <w:r>
+        <w:rPr>
+          <w:sz w:val="22"/>
+        </w:rPr>
+        <w:t>Fill name, username, email, password, pitch, optional links.</w:t>
+      </w:r>
+    </w:p>
+    <w:p>
+      <w:pPr>
+        <w:pStyle w:val="ListNumber"/>
+      </w:pPr>
+      <w:r>
+        <w:rPr>
+          <w:sz w:val="22"/>
+        </w:rPr>
+        <w:t>Submit.</w:t>
       </w:r>
     </w:p>
     <w:p>
@@ -1081,7 +820,7 @@
         <w:rPr>
           <w:sz w:val="22"/>
         </w:rPr>
-        <w:t>URL becomes /companion?c=&lt;id&gt;; messages load; new replies append to the same conversation.</w:t>
+        <w:t>Account created + CreatorApplication added with status=pending. Auto-logged-in. Redirected to /under-review.</w:t>
       </w:r>
     </w:p>
     <w:p>
@@ -1094,7 +833,7 @@
           <w:color w:val="443C3C"/>
           <w:sz w:val="24"/>
         </w:rPr>
-        <w:t>TC-018  ·  Premium memory window deeper than free</w:t>
+        <w:t>TC-012  ·  Under-review gate is inescapable</w:t>
       </w:r>
     </w:p>
     <w:p>
@@ -1105,7 +844,7 @@
         <w:rPr>
           <w:sz w:val="22"/>
         </w:rPr>
-        <w:t>Role: Premium member    ·    Pre-conditions: Signed in as premium.</w:t>
+        <w:t>Role: Applicant (customer with pending app)    ·    Pre-conditions: On /under-review.</w:t>
       </w:r>
     </w:p>
     <w:p>
@@ -1116,7 +855,18 @@
         <w:rPr>
           <w:sz w:val="22"/>
         </w:rPr>
-        <w:t>Send 12+ turns then refer back to a detail from turn 1.</w:t>
+        <w:t>Try navigating to /dashboard manually.</w:t>
+      </w:r>
+    </w:p>
+    <w:p>
+      <w:pPr>
+        <w:pStyle w:val="ListNumber"/>
+      </w:pPr>
+      <w:r>
+        <w:rPr>
+          <w:sz w:val="22"/>
+        </w:rPr>
+        <w:t>Try /companion, /reflect, anything in the app.</w:t>
       </w:r>
     </w:p>
     <w:p>
@@ -1131,7 +881,7 @@
         <w:rPr>
           <w:sz w:val="22"/>
         </w:rPr>
-        <w:t>Companion picks up the detail (32-turn window). Same test on free should miss it (8-turn window).</w:t>
+        <w:t>Server redirects you back to /under-review for every path. No infinite-loop. Layout's pending-application gate early-returns above all other checks.</w:t>
       </w:r>
     </w:p>
     <w:p>
@@ -1144,7 +894,7 @@
           <w:color w:val="AD6B2D"/>
           <w:sz w:val="28"/>
         </w:rPr>
-        <w:t>4.  Stories / Watch</w:t>
+        <w:t>7.  Moderator</w:t>
       </w:r>
     </w:p>
     <w:p>
@@ -1157,7 +907,7 @@
           <w:color w:val="443C3C"/>
           <w:sz w:val="24"/>
         </w:rPr>
-        <w:t>TC-019  ·  Episode plays + saves progress</w:t>
+        <w:t>TC-013  ·  Moderator sees + approves a pending application</w:t>
       </w:r>
     </w:p>
     <w:p>
@@ -1168,7 +918,7 @@
         <w:rPr>
           <w:sz w:val="22"/>
         </w:rPr>
-        <w:t>Role: Member    ·    Pre-conditions: Signed in.</w:t>
+        <w:t>Role: Moderator    ·    Pre-conditions: Pending application exists.</w:t>
       </w:r>
     </w:p>
     <w:p>
@@ -1179,7 +929,18 @@
         <w:rPr>
           <w:sz w:val="22"/>
         </w:rPr>
-        <w:t>Open any free episode → click play → let run 30+s → leave.</w:t>
+        <w:t>/moderate/applications → filter chip 'pending' → click 'Review and decide' on the row.</w:t>
+      </w:r>
+    </w:p>
+    <w:p>
+      <w:pPr>
+        <w:pStyle w:val="ListNumber"/>
+      </w:pPr>
+      <w:r>
+        <w:rPr>
+          <w:sz w:val="22"/>
+        </w:rPr>
+        <w:t>Write a short note → Approve.</w:t>
       </w:r>
     </w:p>
     <w:p>
@@ -1194,7 +955,7 @@
         <w:rPr>
           <w:sz w:val="22"/>
         </w:rPr>
-        <w:t>/v1/content/progress receives ~3 saves (every ~10s). Saved row exists in WatchProgress.</w:t>
+        <w:t>Tile counters update (Pending −1, Approved +1). Applicant's role flips to creator. Applicant gets application_approved notification.</w:t>
       </w:r>
     </w:p>
     <w:p>
@@ -1207,7 +968,7 @@
           <w:color w:val="443C3C"/>
           <w:sz w:val="24"/>
         </w:rPr>
-        <w:t>TC-020  ·  Continue-watching row appears</w:t>
+        <w:t>TC-014  ·  Moderator rejects with note</w:t>
       </w:r>
     </w:p>
     <w:p>
@@ -1218,7 +979,7 @@
         <w:rPr>
           <w:sz w:val="22"/>
         </w:rPr>
-        <w:t>Role: Member    ·    Pre-conditions: Progress from TC-019.</w:t>
+        <w:t>Role: Moderator    ·    Pre-conditions: Pending application exists.</w:t>
       </w:r>
     </w:p>
     <w:p>
@@ -1229,7 +990,7 @@
         <w:rPr>
           <w:sz w:val="22"/>
         </w:rPr>
-        <w:t>Open /watch.</w:t>
+        <w:t>Same flow as TC-13 but click Reject with a note.</w:t>
       </w:r>
     </w:p>
     <w:p>
@@ -1244,7 +1005,20 @@
         <w:rPr>
           <w:sz w:val="22"/>
         </w:rPr>
-        <w:t>Top of page shows a 'Continue watching' row with a gold progress bar and % watched.</w:t>
+        <w:t>Applicant role stays customer. Applicant gets application_rejected notification.</w:t>
+      </w:r>
+    </w:p>
+    <w:p>
+      <w:pPr>
+        <w:spacing w:before="200" w:after="40"/>
+      </w:pPr>
+      <w:r>
+        <w:rPr>
+          <w:b/>
+          <w:color w:val="AD6B2D"/>
+          <w:sz w:val="28"/>
+        </w:rPr>
+        <w:t>8.  Superadmin</w:t>
       </w:r>
     </w:p>
     <w:p>
@@ -1257,7 +1031,7 @@
           <w:color w:val="443C3C"/>
           <w:sz w:val="24"/>
         </w:rPr>
-        <w:t>TC-021  ·  Resume from saved position</w:t>
+        <w:t>TC-015  ·  Three role-locked tabs each show one role only</w:t>
       </w:r>
     </w:p>
     <w:p>
@@ -1268,7 +1042,7 @@
         <w:rPr>
           <w:sz w:val="22"/>
         </w:rPr>
-        <w:t>Role: Member    ·    Pre-conditions: Progress exists.</w:t>
+        <w:t>Role: Superadmin    ·    Pre-conditions: Signed in.</w:t>
       </w:r>
     </w:p>
     <w:p>
@@ -1279,7 +1053,29 @@
         <w:rPr>
           <w:sz w:val="22"/>
         </w:rPr>
-        <w:t>Click the continue card.</w:t>
+        <w:t>Open /admin/customers — observe rows.</w:t>
+      </w:r>
+    </w:p>
+    <w:p>
+      <w:pPr>
+        <w:pStyle w:val="ListNumber"/>
+      </w:pPr>
+      <w:r>
+        <w:rPr>
+          <w:sz w:val="22"/>
+        </w:rPr>
+        <w:t>Open /admin/creators — observe rows.</w:t>
+      </w:r>
+    </w:p>
+    <w:p>
+      <w:pPr>
+        <w:pStyle w:val="ListNumber"/>
+      </w:pPr>
+      <w:r>
+        <w:rPr>
+          <w:sz w:val="22"/>
+        </w:rPr>
+        <w:t>Open /admin/moderators — observe rows.</w:t>
       </w:r>
     </w:p>
     <w:p>
@@ -1294,7 +1090,7 @@
         <w:rPr>
           <w:sz w:val="22"/>
         </w:rPr>
-        <w:t>Player loads and seeks within ~1s of the saved position (not 0).</w:t>
+        <w:t>Each tab shows ONLY the matching role. No filter dropdown — the role IS the page.</w:t>
       </w:r>
     </w:p>
     <w:p>
@@ -1307,7 +1103,7 @@
           <w:color w:val="443C3C"/>
           <w:sz w:val="24"/>
         </w:rPr>
-        <w:t>TC-022  ·  Premium episode 402 for free user</w:t>
+        <w:t>TC-016  ·  Clickable stat tiles filter the list</w:t>
       </w:r>
     </w:p>
     <w:p>
@@ -1318,7 +1114,7 @@
         <w:rPr>
           <w:sz w:val="22"/>
         </w:rPr>
-        <w:t>Role: Free member    ·    Pre-conditions: Signed in as free.</w:t>
+        <w:t>Role: Superadmin    ·    Pre-conditions: On /admin/customers.</w:t>
       </w:r>
     </w:p>
     <w:p>
@@ -1329,7 +1125,29 @@
         <w:rPr>
           <w:sz w:val="22"/>
         </w:rPr>
-        <w:t>Try opening a premium episode directly via URL.</w:t>
+        <w:t>Click the 'Premium' tile.</w:t>
+      </w:r>
+    </w:p>
+    <w:p>
+      <w:pPr>
+        <w:pStyle w:val="ListNumber"/>
+      </w:pPr>
+      <w:r>
+        <w:rPr>
+          <w:sz w:val="22"/>
+        </w:rPr>
+        <w:t>Click 'Premium' again to clear.</w:t>
+      </w:r>
+    </w:p>
+    <w:p>
+      <w:pPr>
+        <w:pStyle w:val="ListNumber"/>
+      </w:pPr>
+      <w:r>
+        <w:rPr>
+          <w:sz w:val="22"/>
+        </w:rPr>
+        <w:t>Click 'Pending apps'.</w:t>
       </w:r>
     </w:p>
     <w:p>
@@ -1344,20 +1162,7 @@
         <w:rPr>
           <w:sz w:val="22"/>
         </w:rPr>
-        <w:t>API returns 402 Payment Required; UI surfaces an upgrade hint.</w:t>
-      </w:r>
-    </w:p>
-    <w:p>
-      <w:pPr>
-        <w:spacing w:before="200" w:after="40"/>
-      </w:pPr>
-      <w:r>
-        <w:rPr>
-          <w:b/>
-          <w:color w:val="AD6B2D"/>
-          <w:sz w:val="28"/>
-        </w:rPr>
-        <w:t>5.  Reflection journal</w:t>
+        <w:t>Selected tile gets an amber glow ring + outline. Table narrows to matching rows. Re-clicking the same tile clears the filter. 'All' is the default state.</w:t>
       </w:r>
     </w:p>
     <w:p>
@@ -1370,7 +1175,7 @@
           <w:color w:val="443C3C"/>
           <w:sz w:val="24"/>
         </w:rPr>
-        <w:t>TC-023  ·  Create + AI-noticing</w:t>
+        <w:t>TC-017  ·  Inline ✎ Edit and 🗑 Delete on every row</w:t>
       </w:r>
     </w:p>
     <w:p>
@@ -1381,7 +1186,7 @@
         <w:rPr>
           <w:sz w:val="22"/>
         </w:rPr>
-        <w:t>Role: Member    ·    Pre-conditions: Signed in (OPENAI_API_KEY set for noticing).</w:t>
+        <w:t>Role: Superadmin    ·    Pre-conditions: On any of the three admin tabs.</w:t>
       </w:r>
     </w:p>
     <w:p>
@@ -1392,7 +1197,40 @@
         <w:rPr>
           <w:sz w:val="22"/>
         </w:rPr>
-        <w:t>/reflect/new → write a sentence, pick mood, intensity → Save.</w:t>
+        <w:t>Click ✎ on a row.</w:t>
+      </w:r>
+    </w:p>
+    <w:p>
+      <w:pPr>
+        <w:pStyle w:val="ListNumber"/>
+      </w:pPr>
+      <w:r>
+        <w:rPr>
+          <w:sz w:val="22"/>
+        </w:rPr>
+        <w:t>Back to list → click 🗑 on a non-superadmin row.</w:t>
+      </w:r>
+    </w:p>
+    <w:p>
+      <w:pPr>
+        <w:pStyle w:val="ListNumber"/>
+      </w:pPr>
+      <w:r>
+        <w:rPr>
+          <w:sz w:val="22"/>
+        </w:rPr>
+        <w:t>Type the wrong username in the confirm field → observe button.</w:t>
+      </w:r>
+    </w:p>
+    <w:p>
+      <w:pPr>
+        <w:pStyle w:val="ListNumber"/>
+      </w:pPr>
+      <w:r>
+        <w:rPr>
+          <w:sz w:val="22"/>
+        </w:rPr>
+        <w:t>Type the right username → Permanently delete.</w:t>
       </w:r>
     </w:p>
     <w:p>
@@ -1407,7 +1245,7 @@
         <w:rPr>
           <w:sz w:val="22"/>
         </w:rPr>
-        <w:t>Land on /reflect. Stats update. Entry appears with ✦ noticing line if AI is enabled.</w:t>
+        <w:t>Edit navigates to /admin/customers/[id]. Delete opens confirm-type-username modal; destructive button is disabled until username matches exactly. On confirm, row vanishes and all owned data is cascaded.</w:t>
       </w:r>
     </w:p>
     <w:p>
@@ -1420,7 +1258,7 @@
           <w:color w:val="443C3C"/>
           <w:sz w:val="24"/>
         </w:rPr>
-        <w:t>TC-024  ·  Edit a reflection in place</w:t>
+        <w:t>TC-018  ·  Delete protections</w:t>
       </w:r>
     </w:p>
     <w:p>
@@ -1431,7 +1269,7 @@
         <w:rPr>
           <w:sz w:val="22"/>
         </w:rPr>
-        <w:t>Role: Member    ·    Pre-conditions: Reflection exists.</w:t>
+        <w:t>Role: Superadmin    ·    Pre-conditions: Signed in.</w:t>
       </w:r>
     </w:p>
     <w:p>
@@ -1442,7 +1280,18 @@
         <w:rPr>
           <w:sz w:val="22"/>
         </w:rPr>
-        <w:t>Hover entry → ✎ → change content + intensity → ✓.</w:t>
+        <w:t>Try DELETE /v1/admin/customers/&lt;your-own-user-id&gt; via API.</w:t>
+      </w:r>
+    </w:p>
+    <w:p>
+      <w:pPr>
+        <w:pStyle w:val="ListNumber"/>
+      </w:pPr>
+      <w:r>
+        <w:rPr>
+          <w:sz w:val="22"/>
+        </w:rPr>
+        <w:t>Try DELETE on another superadmin row.</w:t>
       </w:r>
     </w:p>
     <w:p>
@@ -1457,7 +1306,7 @@
         <w:rPr>
           <w:sz w:val="22"/>
         </w:rPr>
-        <w:t>Entry updates in place. AI noticing regenerated when content changed.</w:t>
+        <w:t>First returns 400 'cannot delete self'. Second returns 403 'cannot delete another superadmin'. No row in the UI lets you trigger this from the table — protections are layered.</w:t>
       </w:r>
     </w:p>
     <w:p>
@@ -1470,7 +1319,7 @@
           <w:color w:val="443C3C"/>
           <w:sz w:val="24"/>
         </w:rPr>
-        <w:t>TC-025  ·  Search + mood filter</w:t>
+        <w:t>TC-019  ·  Subscription grant flips tier immediately</w:t>
       </w:r>
     </w:p>
     <w:p>
@@ -1481,7 +1330,7 @@
         <w:rPr>
           <w:sz w:val="22"/>
         </w:rPr>
-        <w:t>Role: Member    ·    Pre-conditions: ≥2 reflections with different moods.</w:t>
+        <w:t>Role: Superadmin    ·    Pre-conditions: Target customer exists.</w:t>
       </w:r>
     </w:p>
     <w:p>
@@ -1492,7 +1341,29 @@
         <w:rPr>
           <w:sz w:val="22"/>
         </w:rPr>
-        <w:t>Type a unique word into the journal search; pick a mood.</w:t>
+        <w:t>/admin/customers → click a customer row.</w:t>
+      </w:r>
+    </w:p>
+    <w:p>
+      <w:pPr>
+        <w:pStyle w:val="ListNumber"/>
+      </w:pPr>
+      <w:r>
+        <w:rPr>
+          <w:sz w:val="22"/>
+        </w:rPr>
+        <w:t>Subscription manager → Add subscription → tier=premium, today→+30d → save.</w:t>
+      </w:r>
+    </w:p>
+    <w:p>
+      <w:pPr>
+        <w:pStyle w:val="ListNumber"/>
+      </w:pPr>
+      <w:r>
+        <w:rPr>
+          <w:sz w:val="22"/>
+        </w:rPr>
+        <w:t>As that customer, refresh and look at the sidebar tier badge.</w:t>
       </w:r>
     </w:p>
     <w:p>
@@ -1507,7 +1378,7 @@
         <w:rPr>
           <w:sz w:val="22"/>
         </w:rPr>
-        <w:t>Entries filter live; URL reflects ?q=…&amp;mood=….</w:t>
+        <w:t>Subscription row appears with 'active' chip. Customer's badge flips from Standard (grey) to Premium (gold). subscription_changed notification fires.</w:t>
       </w:r>
     </w:p>
     <w:p>
@@ -1520,7 +1391,7 @@
           <w:color w:val="443C3C"/>
           <w:sz w:val="24"/>
         </w:rPr>
-        <w:t>TC-026  ·  Range toggle on trend chart</w:t>
+        <w:t>TC-020  ·  Create moderator + first login routing</w:t>
       </w:r>
     </w:p>
     <w:p>
@@ -1531,7 +1402,7 @@
         <w:rPr>
           <w:sz w:val="22"/>
         </w:rPr>
-        <w:t>Role: Member    ·    Pre-conditions: Reflections exist.</w:t>
+        <w:t>Role: Superadmin → new Moderator    ·    Pre-conditions: On /admin/moderators.</w:t>
       </w:r>
     </w:p>
     <w:p>
@@ -1542,7 +1413,18 @@
         <w:rPr>
           <w:sz w:val="22"/>
         </w:rPr>
-        <w:t>Click 7d / 30d / 90d / 1y above the chart.</w:t>
+        <w:t>Click 'Create moderator' → fill the popup (full name, username, email, password) → Create.</w:t>
+      </w:r>
+    </w:p>
+    <w:p>
+      <w:pPr>
+        <w:pStyle w:val="ListNumber"/>
+      </w:pPr>
+      <w:r>
+        <w:rPr>
+          <w:sz w:val="22"/>
+        </w:rPr>
+        <w:t>Sign out. Sign in with the new moderator credentials.</w:t>
       </w:r>
     </w:p>
     <w:p>
@@ -1557,7 +1439,7 @@
         <w:rPr>
           <w:sz w:val="22"/>
         </w:rPr>
-        <w:t>Chart re-renders for the selected window; URL reflects ?range=….</w:t>
+        <w:t>Moderator appears in the list with role=moderator + moderator_promoted notification. Login routes the moderator DIRECTLY to /moderate/applications (not /dashboard).</w:t>
       </w:r>
     </w:p>
     <w:p>
@@ -1570,7 +1452,7 @@
           <w:color w:val="AD6B2D"/>
           <w:sz w:val="28"/>
         </w:rPr>
-        <w:t>6.  Circles</w:t>
+        <w:t>9.  Notifications</w:t>
       </w:r>
     </w:p>
     <w:p>
@@ -1583,7 +1465,7 @@
           <w:color w:val="443C3C"/>
           <w:sz w:val="24"/>
         </w:rPr>
-        <w:t>TC-027  ·  Post under anonymous handle</w:t>
+        <w:t>TC-021  ·  Bell shows unread + dropdown lists notifications</w:t>
       </w:r>
     </w:p>
     <w:p>
@@ -1594,7 +1476,7 @@
         <w:rPr>
           <w:sz w:val="22"/>
         </w:rPr>
-        <w:t>Role: Member    ·    Pre-conditions: Signed in.</w:t>
+        <w:t>Role: Anyone    ·    Pre-conditions: At least one notification fired for this user.</w:t>
       </w:r>
     </w:p>
     <w:p>
@@ -1605,7 +1487,18 @@
         <w:rPr>
           <w:sz w:val="22"/>
         </w:rPr>
-        <w:t>Open /circles → pick a circle → write a sentence → Share.</w:t>
+        <w:t>Look at the bell icon top-right of the app shell.</w:t>
+      </w:r>
+    </w:p>
+    <w:p>
+      <w:pPr>
+        <w:pStyle w:val="ListNumber"/>
+      </w:pPr>
+      <w:r>
+        <w:rPr>
+          <w:sz w:val="22"/>
+        </w:rPr>
+        <w:t>Click the bell.</w:t>
       </w:r>
     </w:p>
     <w:p>
@@ -1620,7 +1513,7 @@
         <w:rPr>
           <w:sz w:val="22"/>
         </w:rPr>
-        <w:t>Post appears under a soft handle (e.g. 'Steady River'), not the username.</w:t>
+        <w:t>Badge with unread count. Dropdown shows last 30 notifications with title + body + relative time. Click a notification's link to navigate; it marks as read.</w:t>
       </w:r>
     </w:p>
     <w:p>
@@ -1633,7 +1526,7 @@
           <w:color w:val="443C3C"/>
           <w:sz w:val="24"/>
         </w:rPr>
-        <w:t>TC-028  ·  Report a post hides it</w:t>
+        <w:t>TC-022  ·  Polling picks up new notifications without refresh</w:t>
       </w:r>
     </w:p>
     <w:p>
@@ -1644,7 +1537,7 @@
         <w:rPr>
           <w:sz w:val="22"/>
         </w:rPr>
-        <w:t>Role: Member    ·    Pre-conditions: A post is visible.</w:t>
+        <w:t>Role: Customer    ·    Pre-conditions: Signed in on /dashboard.</w:t>
       </w:r>
     </w:p>
     <w:p>
@@ -1655,7 +1548,18 @@
         <w:rPr>
           <w:sz w:val="22"/>
         </w:rPr>
-        <w:t>Click Report on the post.</w:t>
+        <w:t>From another window, sign in as superadmin and add a subscription to this customer.</w:t>
+      </w:r>
+    </w:p>
+    <w:p>
+      <w:pPr>
+        <w:pStyle w:val="ListNumber"/>
+      </w:pPr>
+      <w:r>
+        <w:rPr>
+          <w:sz w:val="22"/>
+        </w:rPr>
+        <w:t>Wait ~30 seconds. Look at the bell.</w:t>
       </w:r>
     </w:p>
     <w:p>
@@ -1670,7 +1574,20 @@
         <w:rPr>
           <w:sz w:val="22"/>
         </w:rPr>
-        <w:t>Post disappears from public feed; flagged=true in DB; appears in admin queue.</w:t>
+        <w:t>Bell badge increments without a page refresh.</w:t>
+      </w:r>
+    </w:p>
+    <w:p>
+      <w:pPr>
+        <w:spacing w:before="200" w:after="40"/>
+      </w:pPr>
+      <w:r>
+        <w:rPr>
+          <w:b/>
+          <w:color w:val="AD6B2D"/>
+          <w:sz w:val="28"/>
+        </w:rPr>
+        <w:t>10.  Glimmora Guide (help bot)</w:t>
       </w:r>
     </w:p>
     <w:p>
@@ -1683,7 +1600,7 @@
           <w:color w:val="443C3C"/>
           <w:sz w:val="24"/>
         </w:rPr>
-        <w:t>TC-029  ·  Safety-blocklist refuses harmful phrase</w:t>
+        <w:t>TC-023  ·  Bubble opens chat on left-click</w:t>
       </w:r>
     </w:p>
     <w:p>
@@ -1694,7 +1611,7 @@
         <w:rPr>
           <w:sz w:val="22"/>
         </w:rPr>
-        <w:t>Role: Member    ·    Pre-conditions: Signed in.</w:t>
+        <w:t>Role: Anyone    ·    Pre-conditions: On any page.</w:t>
       </w:r>
     </w:p>
     <w:p>
@@ -1705,7 +1622,18 @@
         <w:rPr>
           <w:sz w:val="22"/>
         </w:rPr>
-        <w:t>Try posting a body containing 'kill yourself'.</w:t>
+        <w:t>Look at the bottom-right of the viewport.</w:t>
+      </w:r>
+    </w:p>
+    <w:p>
+      <w:pPr>
+        <w:pStyle w:val="ListNumber"/>
+      </w:pPr>
+      <w:r>
+        <w:rPr>
+          <w:sz w:val="22"/>
+        </w:rPr>
+        <w:t>Left-click the amber bubble.</w:t>
       </w:r>
     </w:p>
     <w:p>
@@ -1720,20 +1648,7 @@
         <w:rPr>
           <w:sz w:val="22"/>
         </w:rPr>
-        <w:t>API returns 400 'message blocked by safety filter'.</w:t>
-      </w:r>
-    </w:p>
-    <w:p>
-      <w:pPr>
-        <w:spacing w:before="200" w:after="40"/>
-      </w:pPr>
-      <w:r>
-        <w:rPr>
-          <w:b/>
-          <w:color w:val="AD6B2D"/>
-          <w:sz w:val="28"/>
-        </w:rPr>
-        <w:t>7.  Creator</w:t>
+        <w:t>A 360×460 glass chat panel opens, smart-edged to whichever side has more room. Empty state shows 4 suggested starter questions.</w:t>
       </w:r>
     </w:p>
     <w:p>
@@ -1746,7 +1661,7 @@
           <w:color w:val="443C3C"/>
           <w:sz w:val="24"/>
         </w:rPr>
-        <w:t>TC-030  ·  Apply to be a creator</w:t>
+        <w:t>TC-024  ·  Right-click + drag repositions</w:t>
       </w:r>
     </w:p>
     <w:p>
@@ -1757,7 +1672,7 @@
         <w:rPr>
           <w:sz w:val="22"/>
         </w:rPr>
-        <w:t>Role: Member    ·    Pre-conditions: Signed in, no pending application.</w:t>
+        <w:t>Role: Anyone    ·    Pre-conditions: Bubble visible.</w:t>
       </w:r>
     </w:p>
     <w:p>
@@ -1768,7 +1683,29 @@
         <w:rPr>
           <w:sz w:val="22"/>
         </w:rPr>
-        <w:t>/creator/apply → write a pitch → Send application.</w:t>
+        <w:t>Right-click and drag the bubble to a new spot.</w:t>
+      </w:r>
+    </w:p>
+    <w:p>
+      <w:pPr>
+        <w:pStyle w:val="ListNumber"/>
+      </w:pPr>
+      <w:r>
+        <w:rPr>
+          <w:sz w:val="22"/>
+        </w:rPr>
+        <w:t>Release.</w:t>
+      </w:r>
+    </w:p>
+    <w:p>
+      <w:pPr>
+        <w:pStyle w:val="ListNumber"/>
+      </w:pPr>
+      <w:r>
+        <w:rPr>
+          <w:sz w:val="22"/>
+        </w:rPr>
+        <w:t>Refresh the page.</w:t>
       </w:r>
     </w:p>
     <w:p>
@@ -1783,7 +1720,7 @@
         <w:rPr>
           <w:sz w:val="22"/>
         </w:rPr>
-        <w:t>Application appears with status=pending. Re-apply blocked until decided.</w:t>
+        <w:t>Bubble follows the cursor while dragging (no browser context menu appears). Position is constrained to the viewport. After refresh, bubble is in the new spot (persisted in localStorage glimmora-supportbot-pos).</w:t>
       </w:r>
     </w:p>
     <w:p>
@@ -1796,7 +1733,7 @@
           <w:color w:val="443C3C"/>
           <w:sz w:val="24"/>
         </w:rPr>
-        <w:t>TC-031  ·  Admin approves application</w:t>
+        <w:t>TC-025  ·  Bot answers accurately</w:t>
       </w:r>
     </w:p>
     <w:p>
@@ -1807,7 +1744,7 @@
         <w:rPr>
           <w:sz w:val="22"/>
         </w:rPr>
-        <w:t>Role: Admin    ·    Pre-conditions: Pending application exists.</w:t>
+        <w:t>Role: Anyone    ·    Pre-conditions: Bot open.</w:t>
       </w:r>
     </w:p>
     <w:p>
@@ -1818,7 +1755,29 @@
         <w:rPr>
           <w:sz w:val="22"/>
         </w:rPr>
-        <w:t>/admin → Creator applications → Approve.</w:t>
+        <w:t>Ask: 'How do I become a creator?'</w:t>
+      </w:r>
+    </w:p>
+    <w:p>
+      <w:pPr>
+        <w:pStyle w:val="ListNumber"/>
+      </w:pPr>
+      <w:r>
+        <w:rPr>
+          <w:sz w:val="22"/>
+        </w:rPr>
+        <w:t>Ask: 'What's the difference between Standard and Premium?'</w:t>
+      </w:r>
+    </w:p>
+    <w:p>
+      <w:pPr>
+        <w:pStyle w:val="ListNumber"/>
+      </w:pPr>
+      <w:r>
+        <w:rPr>
+          <w:sz w:val="22"/>
+        </w:rPr>
+        <w:t>Ask: 'Who can see my reflections?'</w:t>
       </w:r>
     </w:p>
     <w:p>
@@ -1833,7 +1792,7 @@
         <w:rPr>
           <w:sz w:val="22"/>
         </w:rPr>
-        <w:t>Application flips to approved; target user.role becomes creator.</w:t>
+        <w:t>Q1: explains the /apply form + moderator review. Q2: explains Standard=free default, Premium=admin-granted, no self-serve checkout yet. Q3: only you (and admins, if escalated).</w:t>
       </w:r>
     </w:p>
     <w:p>
@@ -1846,7 +1805,7 @@
           <w:color w:val="443C3C"/>
           <w:sz w:val="24"/>
         </w:rPr>
-        <w:t>TC-032  ·  Creator publishes a series + episode</w:t>
+        <w:t>TC-026  ·  Bot crisis handling</w:t>
       </w:r>
     </w:p>
     <w:p>
@@ -1857,7 +1816,7 @@
         <w:rPr>
           <w:sz w:val="22"/>
         </w:rPr>
-        <w:t>Role: Creator    ·    Pre-conditions: Signed in as creator.</w:t>
+        <w:t>Role: Anyone    ·    Pre-conditions: Bot open.</w:t>
       </w:r>
     </w:p>
     <w:p>
@@ -1868,18 +1827,7 @@
         <w:rPr>
           <w:sz w:val="22"/>
         </w:rPr>
-        <w:t>/creator/series/new → fill form → Create.</w:t>
-      </w:r>
-    </w:p>
-    <w:p>
-      <w:pPr>
-        <w:pStyle w:val="ListNumber"/>
-      </w:pPr>
-      <w:r>
-        <w:rPr>
-          <w:sz w:val="22"/>
-        </w:rPr>
-        <w:t>From Studio → series → +Add episode → fill → Create.</w:t>
+        <w:t>Ask: 'I'm thinking of hurting myself.'</w:t>
       </w:r>
     </w:p>
     <w:p>
@@ -1894,7 +1842,20 @@
         <w:rPr>
           <w:sz w:val="22"/>
         </w:rPr>
-        <w:t>Series + episode appear in the public /watch library, tier-gated as configured.</w:t>
+        <w:t>Reply leads with one warm sentence ('I'm really glad you told me.'), surfaces helplines DIRECTLY in the reply (India iCall 9152987821 · US/Canada 988 · UK Samaritans 116 123 · findahelpline.com), points to /companion. No follow-up questions.</w:t>
+      </w:r>
+    </w:p>
+    <w:p>
+      <w:pPr>
+        <w:spacing w:before="200" w:after="40"/>
+      </w:pPr>
+      <w:r>
+        <w:rPr>
+          <w:b/>
+          <w:color w:val="AD6B2D"/>
+          <w:sz w:val="28"/>
+        </w:rPr>
+        <w:t>11.  Theme + brand</w:t>
       </w:r>
     </w:p>
     <w:p>
@@ -1907,7 +1868,7 @@
           <w:color w:val="443C3C"/>
           <w:sz w:val="24"/>
         </w:rPr>
-        <w:t>TC-033  ·  Edit + unpublish a series</w:t>
+        <w:t>TC-027  ·  Theme toggle persists</w:t>
       </w:r>
     </w:p>
     <w:p>
@@ -1918,7 +1879,7 @@
         <w:rPr>
           <w:sz w:val="22"/>
         </w:rPr>
-        <w:t>Role: Creator    ·    Pre-conditions: Owns a series.</w:t>
+        <w:t>Role: Anyone    ·    Pre-conditions: App open.</w:t>
       </w:r>
     </w:p>
     <w:p>
@@ -1929,7 +1890,7 @@
         <w:rPr>
           <w:sz w:val="22"/>
         </w:rPr>
-        <w:t>Studio → Edit on the series → change tagline → Save.</w:t>
+        <w:t>Click moon/sun in the floating top-right cluster.</w:t>
       </w:r>
     </w:p>
     <w:p>
@@ -1940,7 +1901,7 @@
         <w:rPr>
           <w:sz w:val="22"/>
         </w:rPr>
-        <w:t>Click Unpublish.</w:t>
+        <w:t>Refresh.</w:t>
       </w:r>
     </w:p>
     <w:p>
@@ -1955,7 +1916,7 @@
         <w:rPr>
           <w:sz w:val="22"/>
         </w:rPr>
-        <w:t>Tagline updates immediately. After Unpublish, the series no longer appears in the public library; Publish restores it.</w:t>
+        <w:t>Theme switches immediately; bokeh background cross-fades between dark and cream variants. Choice persists. No flash of wrong theme.</w:t>
       </w:r>
     </w:p>
     <w:p>
@@ -1968,7 +1929,7 @@
           <w:color w:val="443C3C"/>
           <w:sz w:val="24"/>
         </w:rPr>
-        <w:t>TC-034  ·  Edit + delete an episode</w:t>
+        <w:t>TC-028  ·  Logo renders on every surface</w:t>
       </w:r>
     </w:p>
     <w:p>
@@ -1979,7 +1940,7 @@
         <w:rPr>
           <w:sz w:val="22"/>
         </w:rPr>
-        <w:t>Role: Creator    ·    Pre-conditions: Owns a series with episodes.</w:t>
+        <w:t>Role: Anyone    ·    Pre-conditions: Pages: landing, /signup, /login, /apply, sidebar (any in-app), tab favicon.</w:t>
       </w:r>
     </w:p>
     <w:p>
@@ -1990,18 +1951,7 @@
         <w:rPr>
           <w:sz w:val="22"/>
         </w:rPr>
-        <w:t>Studio → series → Edit → ✎ on an episode → change title → Save.</w:t>
-      </w:r>
-    </w:p>
-    <w:p>
-      <w:pPr>
-        <w:pStyle w:val="ListNumber"/>
-      </w:pPr>
-      <w:r>
-        <w:rPr>
-          <w:sz w:val="22"/>
-        </w:rPr>
-        <w:t>Then 🗑 next to a different episode.</w:t>
+        <w:t>Visually inspect each surface.</w:t>
       </w:r>
     </w:p>
     <w:p>
@@ -2016,494 +1966,7 @@
         <w:rPr>
           <w:sz w:val="22"/>
         </w:rPr>
-        <w:t>First episode updates. Second deleted; cascade removes its watch-progress rows.</w:t>
-      </w:r>
-    </w:p>
-    <w:p>
-      <w:pPr>
-        <w:spacing w:before="120" w:after="40"/>
-      </w:pPr>
-      <w:r>
-        <w:rPr>
-          <w:b/>
-          <w:color w:val="443C3C"/>
-          <w:sz w:val="24"/>
-        </w:rPr>
-        <w:t>TC-035  ·  Cannot edit other creators' series</w:t>
-      </w:r>
-    </w:p>
-    <w:p>
-      <w:pPr>
-        <w:spacing w:after="80"/>
-      </w:pPr>
-      <w:r>
-        <w:rPr>
-          <w:sz w:val="22"/>
-        </w:rPr>
-        <w:t>Role: Creator A    ·    Pre-conditions: Series owned by Creator B exists.</w:t>
-      </w:r>
-    </w:p>
-    <w:p>
-      <w:pPr>
-        <w:pStyle w:val="ListNumber"/>
-      </w:pPr>
-      <w:r>
-        <w:rPr>
-          <w:sz w:val="22"/>
-        </w:rPr>
-        <w:t>Try PATCH /v1/creator/series/&lt;B-series-id&gt;.</w:t>
-      </w:r>
-    </w:p>
-    <w:p>
-      <w:r>
-        <w:rPr>
-          <w:b/>
-          <w:sz w:val="22"/>
-        </w:rPr>
-        <w:t xml:space="preserve">Expected: </w:t>
-      </w:r>
-      <w:r>
-        <w:rPr>
-          <w:sz w:val="22"/>
-        </w:rPr>
-        <w:t>API returns 403 'not your series'.</w:t>
-      </w:r>
-    </w:p>
-    <w:p>
-      <w:pPr>
-        <w:spacing w:before="200" w:after="40"/>
-      </w:pPr>
-      <w:r>
-        <w:rPr>
-          <w:b/>
-          <w:color w:val="AD6B2D"/>
-          <w:sz w:val="28"/>
-        </w:rPr>
-        <w:t>8.  Admin</w:t>
-      </w:r>
-    </w:p>
-    <w:p>
-      <w:pPr>
-        <w:spacing w:before="120" w:after="40"/>
-      </w:pPr>
-      <w:r>
-        <w:rPr>
-          <w:b/>
-          <w:color w:val="443C3C"/>
-          <w:sz w:val="24"/>
-        </w:rPr>
-        <w:t>TC-036  ·  User search + role filter</w:t>
-      </w:r>
-    </w:p>
-    <w:p>
-      <w:pPr>
-        <w:spacing w:after="80"/>
-      </w:pPr>
-      <w:r>
-        <w:rPr>
-          <w:sz w:val="22"/>
-        </w:rPr>
-        <w:t>Role: Admin    ·    Pre-conditions: Multiple users exist.</w:t>
-      </w:r>
-    </w:p>
-    <w:p>
-      <w:pPr>
-        <w:pStyle w:val="ListNumber"/>
-      </w:pPr>
-      <w:r>
-        <w:rPr>
-          <w:sz w:val="22"/>
-        </w:rPr>
-        <w:t>/admin → Users → type a fragment of a username; pick role=member.</w:t>
-      </w:r>
-    </w:p>
-    <w:p>
-      <w:r>
-        <w:rPr>
-          <w:b/>
-          <w:sz w:val="22"/>
-        </w:rPr>
-        <w:t xml:space="preserve">Expected: </w:t>
-      </w:r>
-      <w:r>
-        <w:rPr>
-          <w:sz w:val="22"/>
-        </w:rPr>
-        <w:t>Table debounces (~200ms) and filters live by both query + role.</w:t>
-      </w:r>
-    </w:p>
-    <w:p>
-      <w:pPr>
-        <w:spacing w:before="120" w:after="40"/>
-      </w:pPr>
-      <w:r>
-        <w:rPr>
-          <w:b/>
-          <w:color w:val="443C3C"/>
-          <w:sz w:val="24"/>
-        </w:rPr>
-        <w:t>TC-037  ·  Inline role change + active toggle</w:t>
-      </w:r>
-    </w:p>
-    <w:p>
-      <w:pPr>
-        <w:spacing w:after="80"/>
-      </w:pPr>
-      <w:r>
-        <w:rPr>
-          <w:sz w:val="22"/>
-        </w:rPr>
-        <w:t>Role: Admin    ·    Pre-conditions: Target user exists.</w:t>
-      </w:r>
-    </w:p>
-    <w:p>
-      <w:pPr>
-        <w:pStyle w:val="ListNumber"/>
-      </w:pPr>
-      <w:r>
-        <w:rPr>
-          <w:sz w:val="22"/>
-        </w:rPr>
-        <w:t>Inline role select → change to creator. Click Disable on another row.</w:t>
-      </w:r>
-    </w:p>
-    <w:p>
-      <w:r>
-        <w:rPr>
-          <w:b/>
-          <w:sz w:val="22"/>
-        </w:rPr>
-        <w:t xml:space="preserve">Expected: </w:t>
-      </w:r>
-      <w:r>
-        <w:rPr>
-          <w:sz w:val="22"/>
-        </w:rPr>
-        <w:t>Both PATCHes succeed; row updates in place. Audit log records the role change.</w:t>
-      </w:r>
-    </w:p>
-    <w:p>
-      <w:pPr>
-        <w:spacing w:before="120" w:after="40"/>
-      </w:pPr>
-      <w:r>
-        <w:rPr>
-          <w:b/>
-          <w:color w:val="443C3C"/>
-          <w:sz w:val="24"/>
-        </w:rPr>
-        <w:t>TC-038  ·  Admin cannot grant superadmin (unless superadmin)</w:t>
-      </w:r>
-    </w:p>
-    <w:p>
-      <w:pPr>
-        <w:spacing w:after="80"/>
-      </w:pPr>
-      <w:r>
-        <w:rPr>
-          <w:sz w:val="22"/>
-        </w:rPr>
-        <w:t>Role: Admin (not superadmin)    ·    Pre-conditions: Signed in.</w:t>
-      </w:r>
-    </w:p>
-    <w:p>
-      <w:pPr>
-        <w:pStyle w:val="ListNumber"/>
-      </w:pPr>
-      <w:r>
-        <w:rPr>
-          <w:sz w:val="22"/>
-        </w:rPr>
-        <w:t>Try setting any user's role to superadmin via the UI / API.</w:t>
-      </w:r>
-    </w:p>
-    <w:p>
-      <w:r>
-        <w:rPr>
-          <w:b/>
-          <w:sz w:val="22"/>
-        </w:rPr>
-        <w:t xml:space="preserve">Expected: </w:t>
-      </w:r>
-      <w:r>
-        <w:rPr>
-          <w:sz w:val="22"/>
-        </w:rPr>
-        <w:t>API returns 403 'only superadmin can grant superadmin'.</w:t>
-      </w:r>
-    </w:p>
-    <w:p>
-      <w:pPr>
-        <w:spacing w:before="120" w:after="40"/>
-      </w:pPr>
-      <w:r>
-        <w:rPr>
-          <w:b/>
-          <w:color w:val="443C3C"/>
-          <w:sz w:val="24"/>
-        </w:rPr>
-        <w:t>TC-039  ·  Admin unpublishes any series</w:t>
-      </w:r>
-    </w:p>
-    <w:p>
-      <w:pPr>
-        <w:spacing w:after="80"/>
-      </w:pPr>
-      <w:r>
-        <w:rPr>
-          <w:sz w:val="22"/>
-        </w:rPr>
-        <w:t>Role: Admin    ·    Pre-conditions: Any series exists.</w:t>
-      </w:r>
-    </w:p>
-    <w:p>
-      <w:pPr>
-        <w:pStyle w:val="ListNumber"/>
-      </w:pPr>
-      <w:r>
-        <w:rPr>
-          <w:sz w:val="22"/>
-        </w:rPr>
-        <w:t>/admin → Content moderation → Unpublish on a series.</w:t>
-      </w:r>
-    </w:p>
-    <w:p>
-      <w:r>
-        <w:rPr>
-          <w:b/>
-          <w:sz w:val="22"/>
-        </w:rPr>
-        <w:t xml:space="preserve">Expected: </w:t>
-      </w:r>
-      <w:r>
-        <w:rPr>
-          <w:sz w:val="22"/>
-        </w:rPr>
-        <w:t>Series hidden from the public library. Audit log records series_admin_edit.</w:t>
-      </w:r>
-    </w:p>
-    <w:p>
-      <w:pPr>
-        <w:spacing w:before="120" w:after="40"/>
-      </w:pPr>
-      <w:r>
-        <w:rPr>
-          <w:b/>
-          <w:color w:val="443C3C"/>
-          <w:sz w:val="24"/>
-        </w:rPr>
-        <w:t>TC-040  ·  Admin deletes any series</w:t>
-      </w:r>
-    </w:p>
-    <w:p>
-      <w:pPr>
-        <w:spacing w:after="80"/>
-      </w:pPr>
-      <w:r>
-        <w:rPr>
-          <w:sz w:val="22"/>
-        </w:rPr>
-        <w:t>Role: Admin    ·    Pre-conditions: Any series exists.</w:t>
-      </w:r>
-    </w:p>
-    <w:p>
-      <w:pPr>
-        <w:pStyle w:val="ListNumber"/>
-      </w:pPr>
-      <w:r>
-        <w:rPr>
-          <w:sz w:val="22"/>
-        </w:rPr>
-        <w:t>/admin → Content moderation → 🗑 → confirm.</w:t>
-      </w:r>
-    </w:p>
-    <w:p>
-      <w:r>
-        <w:rPr>
-          <w:b/>
-          <w:sz w:val="22"/>
-        </w:rPr>
-        <w:t xml:space="preserve">Expected: </w:t>
-      </w:r>
-      <w:r>
-        <w:rPr>
-          <w:sz w:val="22"/>
-        </w:rPr>
-        <w:t>Series + episodes + watch progress removed. Audit log records series_admin_delete.</w:t>
-      </w:r>
-    </w:p>
-    <w:p>
-      <w:pPr>
-        <w:spacing w:before="120" w:after="40"/>
-      </w:pPr>
-      <w:r>
-        <w:rPr>
-          <w:b/>
-          <w:color w:val="443C3C"/>
-          <w:sz w:val="24"/>
-        </w:rPr>
-        <w:t>TC-041  ·  Audit log lists recent events</w:t>
-      </w:r>
-    </w:p>
-    <w:p>
-      <w:pPr>
-        <w:spacing w:after="80"/>
-      </w:pPr>
-      <w:r>
-        <w:rPr>
-          <w:sz w:val="22"/>
-        </w:rPr>
-        <w:t>Role: Admin    ·    Pre-conditions: Some moderator actions taken.</w:t>
-      </w:r>
-    </w:p>
-    <w:p>
-      <w:pPr>
-        <w:pStyle w:val="ListNumber"/>
-      </w:pPr>
-      <w:r>
-        <w:rPr>
-          <w:sz w:val="22"/>
-        </w:rPr>
-        <w:t>/admin → Audit log.</w:t>
-      </w:r>
-    </w:p>
-    <w:p>
-      <w:r>
-        <w:rPr>
-          <w:b/>
-          <w:sz w:val="22"/>
-        </w:rPr>
-        <w:t xml:space="preserve">Expected: </w:t>
-      </w:r>
-      <w:r>
-        <w:rPr>
-          <w:sz w:val="22"/>
-        </w:rPr>
-        <w:t>Table shows actor / action / target / when / meta. Most recent first; password_changed and account_self_deleted entries appear too.</w:t>
-      </w:r>
-    </w:p>
-    <w:p>
-      <w:pPr>
-        <w:spacing w:before="200" w:after="40"/>
-      </w:pPr>
-      <w:r>
-        <w:rPr>
-          <w:b/>
-          <w:color w:val="AD6B2D"/>
-          <w:sz w:val="28"/>
-        </w:rPr>
-        <w:t>9.  Theme + UX</w:t>
-      </w:r>
-    </w:p>
-    <w:p>
-      <w:pPr>
-        <w:spacing w:before="120" w:after="40"/>
-      </w:pPr>
-      <w:r>
-        <w:rPr>
-          <w:b/>
-          <w:color w:val="443C3C"/>
-          <w:sz w:val="24"/>
-        </w:rPr>
-        <w:t>TC-042  ·  Dark / light toggle persists</w:t>
-      </w:r>
-    </w:p>
-    <w:p>
-      <w:pPr>
-        <w:spacing w:after="80"/>
-      </w:pPr>
-      <w:r>
-        <w:rPr>
-          <w:sz w:val="22"/>
-        </w:rPr>
-        <w:t>Role: Anyone    ·    Pre-conditions: App open.</w:t>
-      </w:r>
-    </w:p>
-    <w:p>
-      <w:pPr>
-        <w:pStyle w:val="ListNumber"/>
-      </w:pPr>
-      <w:r>
-        <w:rPr>
-          <w:sz w:val="22"/>
-        </w:rPr>
-        <w:t>Click sun / moon icon top right.</w:t>
-      </w:r>
-    </w:p>
-    <w:p>
-      <w:pPr>
-        <w:pStyle w:val="ListNumber"/>
-      </w:pPr>
-      <w:r>
-        <w:rPr>
-          <w:sz w:val="22"/>
-        </w:rPr>
-        <w:t>Reload the page.</w:t>
-      </w:r>
-    </w:p>
-    <w:p>
-      <w:r>
-        <w:rPr>
-          <w:b/>
-          <w:sz w:val="22"/>
-        </w:rPr>
-        <w:t xml:space="preserve">Expected: </w:t>
-      </w:r>
-      <w:r>
-        <w:rPr>
-          <w:sz w:val="22"/>
-        </w:rPr>
-        <w:t>Theme switches immediately; choice persists (localStorage glimmora-theme). No flash of wrong theme on next load.</w:t>
-      </w:r>
-    </w:p>
-    <w:p>
-      <w:pPr>
-        <w:spacing w:before="120" w:after="40"/>
-      </w:pPr>
-      <w:r>
-        <w:rPr>
-          <w:b/>
-          <w:color w:val="443C3C"/>
-          <w:sz w:val="24"/>
-        </w:rPr>
-        <w:t>TC-043  ·  Page-transition motion fires</w:t>
-      </w:r>
-    </w:p>
-    <w:p>
-      <w:pPr>
-        <w:spacing w:after="80"/>
-      </w:pPr>
-      <w:r>
-        <w:rPr>
-          <w:sz w:val="22"/>
-        </w:rPr>
-        <w:t>Role: Member    ·    Pre-conditions: Signed in.</w:t>
-      </w:r>
-    </w:p>
-    <w:p>
-      <w:pPr>
-        <w:pStyle w:val="ListNumber"/>
-      </w:pPr>
-      <w:r>
-        <w:rPr>
-          <w:sz w:val="22"/>
-        </w:rPr>
-        <w:t>Navigate between Dashboard / Companion / Watch / Reflect.</w:t>
-      </w:r>
-    </w:p>
-    <w:p>
-      <w:r>
-        <w:rPr>
-          <w:b/>
-          <w:sz w:val="22"/>
-        </w:rPr>
-        <w:t xml:space="preserve">Expected: </w:t>
-      </w:r>
-      <w:r>
-        <w:rPr>
-          <w:sz w:val="22"/>
-        </w:rPr>
-        <w:t>Each route fades up on arrival; sidebar active indicator slides; reduce-motion users get instant transitions.</w:t>
+        <w:t>logo.png renders cleanly. Tab favicon matches. Brand component scales (sm/md/lg) appropriately by context. Drop-shadow + hover scale visible.</w:t>
       </w:r>
     </w:p>
     <w:sectPr>
